--- a/templates/common-paper-cc-by-4.0/common-paper-csa-without-sla/template.docx
+++ b/templates/common-paper-cc-by-4.0/common-paper-csa-without-sla/template.docx
@@ -4246,7 +4246,7 @@
                 <w:szCs w:val="16"/>
                 <w:highlight w:val="yellow"/>
               </w:rPr>
-              <w:t>{company_name}</w:t>
+              <w:t>{provider_name}</w:t>
             </w:r>
           </w:p>
         </w:tc>
@@ -4322,7 +4322,7 @@
                 <w:szCs w:val="16"/>
                 <w:highlight w:val="yellow"/>
               </w:rPr>
-              <w:t>{company_name}</w:t>
+              <w:t>{customer_name}</w:t>
             </w:r>
           </w:p>
         </w:tc>
@@ -10254,7 +10254,7 @@
                 <w:szCs w:val="16"/>
                 <w:highlight w:val="yellow"/>
               </w:rPr>
-              <w:t>{company_name}</w:t>
+              <w:t>{provider_name}</w:t>
             </w:r>
           </w:p>
         </w:tc>
@@ -10330,7 +10330,7 @@
                 <w:szCs w:val="16"/>
                 <w:highlight w:val="yellow"/>
               </w:rPr>
-              <w:t>{company_name}</w:t>
+              <w:t>{customer_name}</w:t>
             </w:r>
           </w:p>
         </w:tc>
